--- a/legal/03-google-maps/06_PHU_LUC_GOOGLE_MAPS_LOCAL_SEO.docx
+++ b/legal/03-google-maps/06_PHU_LUC_GOOGLE_MAPS_LOCAL_SEO.docx
@@ -2,24 +2,172 @@
 <file path=word/document.xml><?xml version="1.0" encoding="utf-8"?>
 <w:document xmlns:wpc="http://schemas.microsoft.com/office/word/2010/wordprocessingCanvas" xmlns:mo="http://schemas.microsoft.com/office/mac/office/2008/main" xmlns:mc="http://schemas.openxmlformats.org/markup-compatibility/2006" xmlns:mv="urn:schemas-microsoft-com:mac:vml" xmlns:o="urn:schemas-microsoft-com:office:office" xmlns:r="http://schemas.openxmlformats.org/officeDocument/2006/relationships" xmlns:m="http://schemas.openxmlformats.org/officeDocument/2006/math" xmlns:v="urn:schemas-microsoft-com:vml" xmlns:wp14="http://schemas.microsoft.com/office/word/2010/wordprocessingDrawing" xmlns:wp="http://schemas.openxmlformats.org/drawingml/2006/wordprocessingDrawing" xmlns:w10="urn:schemas-microsoft-com:office:word" xmlns:w="http://schemas.openxmlformats.org/wordprocessingml/2006/main" xmlns:w14="http://schemas.microsoft.com/office/word/2010/wordml" xmlns:wpg="http://schemas.microsoft.com/office/word/2010/wordprocessingGroup" xmlns:wpi="http://schemas.microsoft.com/office/word/2010/wordprocessingInk" xmlns:wne="http://schemas.microsoft.com/office/word/2006/wordml" xmlns:wps="http://schemas.microsoft.com/office/word/2010/wordprocessingShape" mc:Ignorable="w14 wp14">
   <w:body>
+    <w:tbl>
+      <w:tblPr>
+        <w:tblW w:type="auto" w:w="0"/>
+        <w:jc w:val="center"/>
+        <w:tblLook w:firstColumn="1" w:firstRow="1" w:lastColumn="0" w:lastRow="0" w:noHBand="0" w:noVBand="1" w:val="04A0"/>
+        <w:tblBorders>
+          <w:top w:val="none"/>
+          <w:bottom w:val="none"/>
+          <w:left w:val="none"/>
+          <w:right w:val="none"/>
+          <w:insideH w:val="none"/>
+          <w:insideV w:val="none"/>
+        </w:tblBorders>
+      </w:tblPr>
+      <w:tblGrid>
+        <w:gridCol w:w="4874"/>
+        <w:gridCol w:w="4874"/>
+      </w:tblGrid>
+      <w:tr>
+        <w:trPr>
+          <w:cantSplit/>
+        </w:trPr>
+        <w:tc>
+          <w:tcPr>
+            <w:tcW w:type="dxa" w:w="4032"/>
+            <w:vAlign w:val="center"/>
+            <w:tcW w:w="4031" w:type="dxa"/>
+            <w:tcMar>
+              <w:top w:w="40" w:type="dxa"/>
+              <w:bottom w:w="40" w:type="dxa"/>
+              <w:left w:w="60" w:type="dxa"/>
+              <w:right w:w="60" w:type="dxa"/>
+            </w:tcMar>
+            <w:shd w:fill="FFFFFF"/>
+          </w:tcPr>
+          <w:p>
+            <w:r/>
+          </w:p>
+          <w:p>
+            <w:pPr>
+              <w:spacing w:before="0" w:after="40" w:line="276" w:lineRule="auto"/>
+              <w:jc w:val="center"/>
+            </w:pPr>
+            <w:r>
+              <w:rPr>
+                <w:b/>
+              </w:rPr>
+              <w:t>ĐƠN VỊ CUNG CẤP DỊCH VỤ</w:t>
+            </w:r>
+          </w:p>
+          <w:p>
+            <w:pPr>
+              <w:spacing w:before="0" w:after="40" w:line="276" w:lineRule="auto"/>
+              <w:jc w:val="center"/>
+            </w:pPr>
+            <w:r>
+              <w:rPr>
+                <w:b/>
+              </w:rPr>
+              <w:t>LOCALMATE VIỆT NAM</w:t>
+            </w:r>
+          </w:p>
+          <w:p>
+            <w:pPr>
+              <w:spacing w:before="0" w:after="40" w:line="276" w:lineRule="auto"/>
+              <w:jc w:val="center"/>
+            </w:pPr>
+            <w:r>
+              <w:t>Số: [MÃ_ĐƠN]/PL-MAPS-LM/[NĂM]</w:t>
+            </w:r>
+          </w:p>
+        </w:tc>
+        <w:tc>
+          <w:tcPr>
+            <w:tcW w:type="dxa" w:w="5717"/>
+            <w:vAlign w:val="center"/>
+            <w:tcW w:w="5716" w:type="dxa"/>
+            <w:tcMar>
+              <w:top w:w="40" w:type="dxa"/>
+              <w:bottom w:w="40" w:type="dxa"/>
+              <w:left w:w="60" w:type="dxa"/>
+              <w:right w:w="60" w:type="dxa"/>
+            </w:tcMar>
+            <w:shd w:fill="FFFFFF"/>
+          </w:tcPr>
+          <w:p>
+            <w:r/>
+          </w:p>
+          <w:p>
+            <w:pPr>
+              <w:spacing w:before="0" w:after="40" w:line="276" w:lineRule="auto"/>
+              <w:jc w:val="center"/>
+            </w:pPr>
+            <w:r>
+              <w:rPr>
+                <w:b/>
+                <w:sz w:val="23"/>
+              </w:rPr>
+              <w:t>CỘNG HÒA XÃ HỘI CHỦ NGHĨA VIỆT NAM</w:t>
+            </w:r>
+          </w:p>
+          <w:p>
+            <w:pPr>
+              <w:spacing w:before="0" w:after="40" w:line="276" w:lineRule="auto"/>
+              <w:jc w:val="center"/>
+            </w:pPr>
+            <w:r>
+              <w:rPr>
+                <w:b/>
+              </w:rPr>
+              <w:t>Độc lập - Tự do - Hạnh phúc</w:t>
+            </w:r>
+          </w:p>
+          <w:p>
+            <w:pPr>
+              <w:spacing w:before="0" w:after="40" w:line="276" w:lineRule="auto"/>
+              <w:jc w:val="center"/>
+            </w:pPr>
+            <w:r>
+              <w:rPr>
+                <w:color w:val="0F172A"/>
+                <w:sz w:val="16"/>
+              </w:rPr>
+              <w:t>――――――――――――――――</w:t>
+            </w:r>
+          </w:p>
+          <w:p>
+            <w:pPr>
+              <w:spacing w:before="0" w:after="40" w:line="276" w:lineRule="auto"/>
+              <w:jc w:val="center"/>
+            </w:pPr>
+            <w:r>
+              <w:rPr>
+                <w:i/>
+                <w:color w:val="64748B"/>
+                <w:sz w:val="19"/>
+              </w:rPr>
+              <w:t>Hà Nội, ngày [NGÀY] tháng [THÁNG] năm 202[NĂM]</w:t>
+            </w:r>
+          </w:p>
+        </w:tc>
+      </w:tr>
+    </w:tbl>
     <w:p>
       <w:pPr>
-        <w:spacing w:before="240" w:after="120" w:line="288" w:lineRule="auto"/>
+        <w:spacing w:before="0" w:after="80"/>
+      </w:pPr>
+    </w:p>
+    <w:p>
+      <w:pPr>
+        <w:spacing w:before="240" w:after="80" w:line="288" w:lineRule="auto"/>
         <w:jc w:val="center"/>
       </w:pPr>
       <w:r>
         <w:rPr>
           <w:b/>
-          <w:color w:val="0D7647"/>
-          <w:sz w:val="30"/>
+          <w:color w:val="0F172A"/>
+          <w:sz w:val="29"/>
         </w:rPr>
-        <w:t>PHỤ LỤC DỊCH VỤ GOOGLE MAPS &amp; LOCAL SEO LOCALMATE</w:t>
+        <w:t>PHỤ LỤC DỊCH VỤ GOOGLE MAPS &amp; LOCAL SEO</w:t>
       </w:r>
     </w:p>
     <w:p>
       <w:pPr>
-        <w:spacing w:after="80" w:before="0" w:line="276" w:lineRule="auto"/>
-        <w:jc w:val="left"/>
+        <w:spacing w:before="20" w:after="60" w:line="276" w:lineRule="auto"/>
+        <w:jc w:val="both"/>
       </w:pPr>
       <w:r>
         <w:rPr>
@@ -27,65 +175,70 @@
         </w:rPr>
         <w:t>(GOOGLE BUSINESS PROFILE &amp; LOCAL SEO APPENDIX)</w:t>
       </w:r>
+    </w:p>
+    <w:p>
+      <w:pPr>
+        <w:spacing w:before="20" w:after="40" w:line="276" w:lineRule="auto"/>
+        <w:ind w:left="288"/>
+        <w:jc w:val="both"/>
+      </w:pPr>
       <w:r>
-        <w:t xml:space="preserve">  </w:t>
+        <w:rPr>
+          <w:i/>
+          <w:color w:val="0F172A"/>
+          <w:sz w:val="20"/>
+        </w:rPr>
+        <w:t>- Căn cứ Luật Thương mại số 36/2005/QH11 ngày 14 tháng 06 năm 2005;</w:t>
       </w:r>
     </w:p>
     <w:p>
       <w:pPr>
-        <w:spacing w:after="80" w:before="0" w:line="276" w:lineRule="auto"/>
+        <w:spacing w:before="20" w:after="40" w:line="276" w:lineRule="auto"/>
+        <w:ind w:left="288"/>
+        <w:jc w:val="both"/>
+      </w:pPr>
+      <w:r>
+        <w:rPr>
+          <w:i/>
+          <w:color w:val="0F172A"/>
+          <w:sz w:val="20"/>
+        </w:rPr>
+        <w:t>- Căn cứ Luật Công nghệ thông tin số 67/2006/QH11 ngày 29 tháng 06 năm 2006;</w:t>
+      </w:r>
+    </w:p>
+    <w:p>
+      <w:pPr>
+        <w:spacing w:before="20" w:after="40" w:line="276" w:lineRule="auto"/>
+        <w:ind w:left="288"/>
+        <w:jc w:val="both"/>
+      </w:pPr>
+      <w:r>
+        <w:rPr>
+          <w:i/>
+          <w:color w:val="0F172A"/>
+          <w:sz w:val="20"/>
+        </w:rPr>
+        <w:t>- Căn cứ Hợp đồng Dịch vụ Khung số: [MÃ_HỢP_ĐỒNG] ký ngày [NGÀY_KÝ] giữa Hai Bên.</w:t>
+      </w:r>
+    </w:p>
+    <w:p>
+      <w:pPr>
+        <w:spacing w:before="180" w:after="60" w:line="276" w:lineRule="auto"/>
         <w:jc w:val="left"/>
       </w:pPr>
       <w:r>
         <w:rPr>
           <w:b/>
-        </w:rPr>
-        <w:t>Số hiệu Phụ lục:</w:t>
-      </w:r>
-      <w:r>
-        <w:t xml:space="preserve"> [MÃ_ĐƠN]/PL-MAPS-LM/[NĂM]  </w:t>
-      </w:r>
-    </w:p>
-    <w:p>
-      <w:pPr>
-        <w:spacing w:after="80" w:before="0" w:line="276" w:lineRule="auto"/>
-        <w:jc w:val="left"/>
-      </w:pPr>
-      <w:r>
-        <w:rPr>
-          <w:i/>
-        </w:rPr>
-        <w:t>(Kèm theo Hợp đồng Dịch vụ Khung số: [MÃ_HỢP_ĐỒNG] ký ngày [NGÀY_KÝ])</w:t>
-      </w:r>
-    </w:p>
-    <w:p>
-      <w:pPr>
-        <w:spacing w:after="120" w:before="80"/>
-      </w:pPr>
-      <w:r>
-        <w:rPr>
-          <w:color w:val="CBD5E1"/>
-        </w:rPr>
-        <w:t>―――――――――――――――――――――――――――――――――――――――――――――――――――――――</w:t>
-      </w:r>
-    </w:p>
-    <w:p>
-      <w:pPr>
-        <w:spacing w:before="160" w:after="60"/>
-      </w:pPr>
-      <w:r>
-        <w:rPr>
-          <w:b/>
-          <w:color w:val="0D7647"/>
-          <w:sz w:val="23"/>
+          <w:color w:val="0F172A"/>
+          <w:sz w:val="22"/>
         </w:rPr>
         <w:t>ĐIỀU 1: PHẠM VI DỊCH VỤ KHỞI TẠO &amp; TỐI ƯU HÓA HỒ SƠ</w:t>
       </w:r>
     </w:p>
     <w:p>
       <w:pPr>
-        <w:spacing w:after="80" w:before="0" w:line="276" w:lineRule="auto"/>
-        <w:jc w:val="left"/>
+        <w:spacing w:before="20" w:after="60" w:line="276" w:lineRule="auto"/>
+        <w:jc w:val="both"/>
       </w:pPr>
       <w:r>
         <w:t>Bên B cung ứng cho Bên A dịch vụ hỗ trợ kỹ thuật số tối ưu hóa sự hiện diện thương hiệu địa phương trên Google Maps (Google Business Profile - GBP) bao gồm:</w:t>
@@ -93,8 +246,8 @@
     </w:p>
     <w:p>
       <w:pPr>
-        <w:spacing w:after="80" w:before="0" w:line="276" w:lineRule="auto"/>
-        <w:jc w:val="left"/>
+        <w:spacing w:before="20" w:after="60" w:line="276" w:lineRule="auto"/>
+        <w:jc w:val="both"/>
       </w:pPr>
       <w:r>
         <w:t xml:space="preserve">1.1. </w:t>
@@ -111,8 +264,8 @@
     </w:p>
     <w:p>
       <w:pPr>
-        <w:spacing w:after="80" w:before="0" w:line="276" w:lineRule="auto"/>
-        <w:jc w:val="left"/>
+        <w:spacing w:before="20" w:after="60" w:line="276" w:lineRule="auto"/>
+        <w:jc w:val="both"/>
       </w:pPr>
       <w:r>
         <w:t xml:space="preserve">1.2. </w:t>
@@ -126,48 +279,48 @@
     </w:p>
     <w:p>
       <w:pPr>
-        <w:spacing w:after="60" w:before="20" w:line="276" w:lineRule="auto"/>
+        <w:spacing w:before="20" w:after="40" w:line="276" w:lineRule="auto"/>
         <w:ind w:left="360"/>
-        <w:jc w:val="left"/>
+        <w:jc w:val="both"/>
       </w:pPr>
       <w:r>
-        <w:t>•  Thiết lập đúng danh mục kinh doanh chính (Primary Category) và danh mục phụ liên quan;</w:t>
+        <w:t>Thiết lập đúng danh mục kinh doanh chính (Primary Category) và danh mục phụ liên quan;</w:t>
       </w:r>
     </w:p>
     <w:p>
       <w:pPr>
-        <w:spacing w:after="60" w:before="20" w:line="276" w:lineRule="auto"/>
+        <w:spacing w:before="20" w:after="40" w:line="276" w:lineRule="auto"/>
         <w:ind w:left="360"/>
-        <w:jc w:val="left"/>
+        <w:jc w:val="both"/>
       </w:pPr>
       <w:r>
-        <w:t>•  Soạn thảo bản mô tả doanh nghiệp tối ưu từ khóa tìm kiếm địa phương;</w:t>
+        <w:t>Soạn thảo bản mô tả doanh nghiệp tối ưu từ khóa tìm kiếm địa phương;</w:t>
       </w:r>
     </w:p>
     <w:p>
       <w:pPr>
-        <w:spacing w:after="60" w:before="20" w:line="276" w:lineRule="auto"/>
+        <w:spacing w:before="20" w:after="40" w:line="276" w:lineRule="auto"/>
         <w:ind w:left="360"/>
-        <w:jc w:val="left"/>
+        <w:jc w:val="both"/>
       </w:pPr>
       <w:r>
-        <w:t>•  Cập nhật khung giờ mở cửa, khu vực phục vụ (Service Area) và danh mục dịch vụ/bảng giá chi tiết;</w:t>
+        <w:t>Cập nhật khung giờ mở cửa, khu vực phục vụ (Service Area) và danh mục dịch vụ/bảng giá chi tiết;</w:t>
       </w:r>
     </w:p>
     <w:p>
       <w:pPr>
-        <w:spacing w:after="60" w:before="20" w:line="276" w:lineRule="auto"/>
+        <w:spacing w:before="20" w:after="40" w:line="276" w:lineRule="auto"/>
         <w:ind w:left="360"/>
-        <w:jc w:val="left"/>
+        <w:jc w:val="both"/>
       </w:pPr>
       <w:r>
-        <w:t xml:space="preserve">•  Tải lên bộ ảnh cơ sở kinh doanh chuẩn SEO (Ảnh mặt tiền có biển số nhà, không gian nội thất, đội ngũ nhân sự và sản phẩm tiêu biểu).  </w:t>
+        <w:t>Tải lên bộ ảnh cơ sở kinh doanh chuẩn SEO (Ảnh mặt tiền có biển số nhà, không gian nội thất, đội ngũ nhân sự và sản phẩm tiêu biểu).</w:t>
       </w:r>
     </w:p>
     <w:p>
       <w:pPr>
-        <w:spacing w:after="80" w:before="0" w:line="276" w:lineRule="auto"/>
-        <w:jc w:val="left"/>
+        <w:spacing w:before="20" w:after="60" w:line="276" w:lineRule="auto"/>
+        <w:jc w:val="both"/>
       </w:pPr>
       <w:r>
         <w:t xml:space="preserve">1.3. </w:t>
@@ -184,8 +337,8 @@
     </w:p>
     <w:p>
       <w:pPr>
-        <w:spacing w:after="80" w:before="0" w:line="276" w:lineRule="auto"/>
-        <w:jc w:val="left"/>
+        <w:spacing w:before="20" w:after="60" w:line="276" w:lineRule="auto"/>
+        <w:jc w:val="both"/>
       </w:pPr>
       <w:r>
         <w:t xml:space="preserve">1.4. </w:t>
@@ -202,32 +355,22 @@
     </w:p>
     <w:p>
       <w:pPr>
-        <w:spacing w:after="120" w:before="80"/>
-      </w:pPr>
-      <w:r>
-        <w:rPr>
-          <w:color w:val="CBD5E1"/>
-        </w:rPr>
-        <w:t>―――――――――――――――――――――――――――――――――――――――――――――――――――――――</w:t>
-      </w:r>
-    </w:p>
-    <w:p>
-      <w:pPr>
-        <w:spacing w:before="160" w:after="60"/>
+        <w:spacing w:before="180" w:after="60" w:line="276" w:lineRule="auto"/>
+        <w:jc w:val="left"/>
       </w:pPr>
       <w:r>
         <w:rPr>
           <w:b/>
-          <w:color w:val="0D7647"/>
-          <w:sz w:val="23"/>
+          <w:color w:val="0F172A"/>
+          <w:sz w:val="22"/>
         </w:rPr>
         <w:t>ĐIỀU 2: BẢN CHẤT PHÁP LÝ DỊCH VỤ &amp; TUYÊN BỐ MIỄN TRỪ CAM KẾT VIỂN VÔNG</w:t>
       </w:r>
     </w:p>
     <w:p>
       <w:pPr>
-        <w:spacing w:after="80" w:before="0" w:line="276" w:lineRule="auto"/>
-        <w:jc w:val="left"/>
+        <w:spacing w:before="20" w:after="60" w:line="276" w:lineRule="auto"/>
+        <w:jc w:val="both"/>
       </w:pPr>
       <w:r>
         <w:t xml:space="preserve">2.1. </w:t>
@@ -253,8 +396,8 @@
     </w:p>
     <w:p>
       <w:pPr>
-        <w:spacing w:after="80" w:before="0" w:line="276" w:lineRule="auto"/>
-        <w:jc w:val="left"/>
+        <w:spacing w:before="20" w:after="60" w:line="276" w:lineRule="auto"/>
+        <w:jc w:val="both"/>
       </w:pPr>
       <w:r>
         <w:t xml:space="preserve">2.2. </w:t>
@@ -277,48 +420,48 @@
     </w:p>
     <w:p>
       <w:pPr>
-        <w:spacing w:after="60" w:before="20" w:line="276" w:lineRule="auto"/>
+        <w:spacing w:before="20" w:after="40" w:line="276" w:lineRule="auto"/>
         <w:ind w:left="360"/>
-        <w:jc w:val="left"/>
+        <w:jc w:val="both"/>
       </w:pPr>
       <w:r>
-        <w:t>•  Cam kết vị trí thứ hạng cố định ("Chắc chắn Top 1 Google", "Chắc chắn Top 3 Maps", "Bao giữ Top vĩnh viễn");</w:t>
+        <w:t>Cam kết vị trí thứ hạng cố định ("Chắc chắn Top 1 Google", "Chắc chắn Top 3 Maps", "Bao giữ Top vĩnh viễn");</w:t>
       </w:r>
     </w:p>
     <w:p>
       <w:pPr>
-        <w:spacing w:after="60" w:before="20" w:line="276" w:lineRule="auto"/>
+        <w:spacing w:before="20" w:after="40" w:line="276" w:lineRule="auto"/>
         <w:ind w:left="360"/>
-        <w:jc w:val="left"/>
+        <w:jc w:val="both"/>
       </w:pPr>
       <w:r>
-        <w:t>•  Cam kết số lượng khách vãng lai, số lượng cuộc gọi điện thoại hoặc doanh thu bán hàng cụ thể;</w:t>
+        <w:t>Cam kết số lượng khách vãng lai, số lượng cuộc gọi điện thoại hoặc doanh thu bán hàng cụ thể;</w:t>
       </w:r>
     </w:p>
     <w:p>
       <w:pPr>
-        <w:spacing w:after="60" w:before="20" w:line="276" w:lineRule="auto"/>
+        <w:spacing w:before="20" w:after="40" w:line="276" w:lineRule="auto"/>
         <w:ind w:left="360"/>
-        <w:jc w:val="left"/>
+        <w:jc w:val="both"/>
       </w:pPr>
       <w:r>
-        <w:t>•  Cam kết Google chắc chắn 100% phê duyệt hồ sơ ngay lập tức mà không yêu cầu bổ sung hồ sơ thực địa;</w:t>
+        <w:t>Cam kết Google chắc chắn 100% phê duyệt hồ sơ ngay lập tức mà không yêu cầu bổ sung hồ sơ thực địa;</w:t>
       </w:r>
     </w:p>
     <w:p>
       <w:pPr>
-        <w:spacing w:after="60" w:before="20" w:line="276" w:lineRule="auto"/>
+        <w:spacing w:before="20" w:after="40" w:line="276" w:lineRule="auto"/>
         <w:ind w:left="360"/>
-        <w:jc w:val="left"/>
+        <w:jc w:val="both"/>
       </w:pPr>
       <w:r>
-        <w:t xml:space="preserve">•  Cam kết hồ sơ Google Maps không bao giờ bị Google tạm ngưng (suspend) hoặc không bị đối thủ cắm cờ báo cáo (report).  </w:t>
+        <w:t>Cam kết hồ sơ Google Maps không bao giờ bị Google tạm ngưng (suspend) hoặc không bị đối thủ cắm cờ báo cáo (report).</w:t>
       </w:r>
     </w:p>
     <w:p>
       <w:pPr>
-        <w:spacing w:after="80" w:before="0" w:line="276" w:lineRule="auto"/>
-        <w:jc w:val="left"/>
+        <w:spacing w:before="20" w:after="60" w:line="276" w:lineRule="auto"/>
+        <w:jc w:val="both"/>
       </w:pPr>
       <w:r>
         <w:t xml:space="preserve">2.3. Thứ hạng hiển thị trên Google Maps phụ thuộc hoàn toàn vào 3 yếu tố thuật toán khách quan của Google: </w:t>
@@ -335,32 +478,22 @@
     </w:p>
     <w:p>
       <w:pPr>
-        <w:spacing w:after="120" w:before="80"/>
-      </w:pPr>
-      <w:r>
-        <w:rPr>
-          <w:color w:val="CBD5E1"/>
-        </w:rPr>
-        <w:t>―――――――――――――――――――――――――――――――――――――――――――――――――――――――</w:t>
-      </w:r>
-    </w:p>
-    <w:p>
-      <w:pPr>
-        <w:spacing w:before="160" w:after="60"/>
+        <w:spacing w:before="180" w:after="60" w:line="276" w:lineRule="auto"/>
+        <w:jc w:val="left"/>
       </w:pPr>
       <w:r>
         <w:rPr>
           <w:b/>
-          <w:color w:val="0D7647"/>
-          <w:sz w:val="23"/>
+          <w:color w:val="0F172A"/>
+          <w:sz w:val="22"/>
         </w:rPr>
         <w:t>ĐIỀU 3: NGHĨA VỤ CỦA KHÁCH HÀNG VỀ TÍNH CHÂN THỰC CỦA ĐỊA CHỈ &amp; PHỐI HỢP</w:t>
       </w:r>
     </w:p>
     <w:p>
       <w:pPr>
-        <w:spacing w:after="80" w:before="0" w:line="276" w:lineRule="auto"/>
-        <w:jc w:val="left"/>
+        <w:spacing w:before="20" w:after="60" w:line="276" w:lineRule="auto"/>
+        <w:jc w:val="both"/>
       </w:pPr>
       <w:r>
         <w:t xml:space="preserve">3.1. </w:t>
@@ -386,8 +519,8 @@
     </w:p>
     <w:p>
       <w:pPr>
-        <w:spacing w:after="80" w:before="0" w:line="276" w:lineRule="auto"/>
-        <w:jc w:val="left"/>
+        <w:spacing w:before="20" w:after="60" w:line="276" w:lineRule="auto"/>
+        <w:jc w:val="both"/>
       </w:pPr>
       <w:r>
         <w:t xml:space="preserve">3.2. </w:t>
@@ -404,8 +537,8 @@
     </w:p>
     <w:p>
       <w:pPr>
-        <w:spacing w:after="80" w:before="0" w:line="276" w:lineRule="auto"/>
-        <w:jc w:val="left"/>
+        <w:spacing w:before="20" w:after="60" w:line="276" w:lineRule="auto"/>
+        <w:jc w:val="both"/>
       </w:pPr>
       <w:r>
         <w:t xml:space="preserve">3.3. </w:t>
@@ -422,8 +555,8 @@
     </w:p>
     <w:p>
       <w:pPr>
-        <w:spacing w:after="80" w:before="0" w:line="276" w:lineRule="auto"/>
-        <w:jc w:val="left"/>
+        <w:spacing w:before="20" w:after="60" w:line="276" w:lineRule="auto"/>
+        <w:jc w:val="both"/>
       </w:pPr>
       <w:r>
         <w:t xml:space="preserve">3.4. </w:t>
@@ -440,32 +573,22 @@
     </w:p>
     <w:p>
       <w:pPr>
-        <w:spacing w:after="120" w:before="80"/>
-      </w:pPr>
-      <w:r>
-        <w:rPr>
-          <w:color w:val="CBD5E1"/>
-        </w:rPr>
-        <w:t>―――――――――――――――――――――――――――――――――――――――――――――――――――――――</w:t>
-      </w:r>
-    </w:p>
-    <w:p>
-      <w:pPr>
-        <w:spacing w:before="160" w:after="60"/>
+        <w:spacing w:before="180" w:after="60" w:line="276" w:lineRule="auto"/>
+        <w:jc w:val="left"/>
       </w:pPr>
       <w:r>
         <w:rPr>
           <w:b/>
-          <w:color w:val="0D7647"/>
-          <w:sz w:val="23"/>
+          <w:color w:val="0F172A"/>
+          <w:sz w:val="22"/>
         </w:rPr>
         <w:t>ĐIỀU 4: NGUYÊN TẮC BÀN GIAO QUYỀN SỞ HỮU CHÍNH CHỦ &amp; CHỐNG GIỮ LÀM CON TIN</w:t>
       </w:r>
     </w:p>
     <w:p>
       <w:pPr>
-        <w:spacing w:after="80" w:before="0" w:line="276" w:lineRule="auto"/>
-        <w:jc w:val="left"/>
+        <w:spacing w:before="20" w:after="60" w:line="276" w:lineRule="auto"/>
+        <w:jc w:val="both"/>
       </w:pPr>
       <w:r>
         <w:t xml:space="preserve">LocalMate hoạt động theo nguyên tắc đạo đức nghề nghiệp </w:t>
@@ -482,8 +605,8 @@
     </w:p>
     <w:p>
       <w:pPr>
-        <w:spacing w:after="80" w:before="0" w:line="276" w:lineRule="auto"/>
-        <w:jc w:val="left"/>
+        <w:spacing w:before="20" w:after="60" w:line="276" w:lineRule="auto"/>
+        <w:jc w:val="both"/>
       </w:pPr>
       <w:r>
         <w:t xml:space="preserve">4.1. </w:t>
@@ -497,12 +620,12 @@
     </w:p>
     <w:p>
       <w:pPr>
-        <w:spacing w:after="60" w:before="20" w:line="276" w:lineRule="auto"/>
+        <w:spacing w:before="20" w:after="40" w:line="276" w:lineRule="auto"/>
         <w:ind w:left="360"/>
-        <w:jc w:val="left"/>
+        <w:jc w:val="both"/>
       </w:pPr>
       <w:r>
-        <w:t xml:space="preserve">•  Ngay sau khi hồ sơ Google Business Profile được xác minh thành công, Bên B sẽ thêm tài khoản Gmail chính thức của Bên A với vai trò là </w:t>
+        <w:t xml:space="preserve">Ngay sau khi hồ sơ Google Business Profile được xác minh thành công, Bên B sẽ thêm tài khoản Gmail chính thức của Bên A với vai trò là </w:t>
       </w:r>
       <w:r>
         <w:rPr>
@@ -516,12 +639,12 @@
     </w:p>
     <w:p>
       <w:pPr>
-        <w:spacing w:after="60" w:before="20" w:line="276" w:lineRule="auto"/>
+        <w:spacing w:before="20" w:after="40" w:line="276" w:lineRule="auto"/>
         <w:ind w:left="360"/>
-        <w:jc w:val="left"/>
+        <w:jc w:val="both"/>
       </w:pPr>
       <w:r>
-        <w:t xml:space="preserve">•  Căn cứ quy định bảo mật bắt buộc của Google: Sau khi được thêm quyền Owner, tài khoản phải trải qua </w:t>
+        <w:t xml:space="preserve">Căn cứ quy định bảo mật bắt buộc của Google: Sau khi được thêm quyền Owner, tài khoản phải trải qua </w:t>
       </w:r>
       <w:r>
         <w:rPr>
@@ -535,12 +658,12 @@
     </w:p>
     <w:p>
       <w:pPr>
-        <w:spacing w:after="60" w:before="20" w:line="276" w:lineRule="auto"/>
+        <w:spacing w:before="20" w:after="40" w:line="276" w:lineRule="auto"/>
         <w:ind w:left="360"/>
-        <w:jc w:val="left"/>
+        <w:jc w:val="both"/>
       </w:pPr>
       <w:r>
-        <w:t xml:space="preserve">•  Đúng vào ngày thứ 8, Bên B sẽ tiến hành thao tác kỹ thuật chuyển nhượng quyền </w:t>
+        <w:t xml:space="preserve">Đúng vào ngày thứ 8, Bên B sẽ tiến hành thao tác kỹ thuật chuyển nhượng quyền </w:t>
       </w:r>
       <w:r>
         <w:rPr>
@@ -554,19 +677,18 @@
       <w:r>
         <w:rPr>
           <w:rFonts w:ascii="Consolas" w:hAnsi="Consolas"/>
-          <w:color w:val="B42828"/>
-          <w:sz w:val="20"/>
+          <w:sz w:val="19"/>
         </w:rPr>
         <w:t>Manager</w:t>
       </w:r>
       <w:r>
-        <w:t xml:space="preserve">) để hỗ trợ tối ưu và sẽ tự rút quyền hoàn toàn nếu Bên A yêu cầu.  </w:t>
+        <w:t>) để hỗ trợ tối ưu và sẽ tự rút quyền hoàn toàn nếu Bên A yêu cầu.</w:t>
       </w:r>
     </w:p>
     <w:p>
       <w:pPr>
-        <w:spacing w:after="80" w:before="0" w:line="276" w:lineRule="auto"/>
-        <w:jc w:val="left"/>
+        <w:spacing w:before="20" w:after="60" w:line="276" w:lineRule="auto"/>
+        <w:jc w:val="both"/>
       </w:pPr>
       <w:r>
         <w:t xml:space="preserve">4.2. </w:t>
@@ -583,8 +705,7 @@
       <w:r>
         <w:rPr>
           <w:rFonts w:ascii="Consolas" w:hAnsi="Consolas"/>
-          <w:color w:val="B42828"/>
-          <w:sz w:val="20"/>
+          <w:sz w:val="19"/>
         </w:rPr>
         <w:t>Primary Owner</w:t>
       </w:r>
@@ -594,32 +715,22 @@
     </w:p>
     <w:p>
       <w:pPr>
-        <w:spacing w:after="120" w:before="80"/>
-      </w:pPr>
-      <w:r>
-        <w:rPr>
-          <w:color w:val="CBD5E1"/>
-        </w:rPr>
-        <w:t>―――――――――――――――――――――――――――――――――――――――――――――――――――――――</w:t>
-      </w:r>
-    </w:p>
-    <w:p>
-      <w:pPr>
-        <w:spacing w:before="160" w:after="60"/>
+        <w:spacing w:before="180" w:after="60" w:line="276" w:lineRule="auto"/>
+        <w:jc w:val="left"/>
       </w:pPr>
       <w:r>
         <w:rPr>
           <w:b/>
-          <w:color w:val="0D7647"/>
-          <w:sz w:val="23"/>
+          <w:color w:val="0F172A"/>
+          <w:sz w:val="22"/>
         </w:rPr>
         <w:t>ĐIỀU 5: XỬ LÝ SỰ CỐ ĐÌNH CHỈ HỒ SƠ (SUSPENSION PLAYBOOK) &amp; MIỄN TRỪ</w:t>
       </w:r>
     </w:p>
     <w:p>
       <w:pPr>
-        <w:spacing w:after="80" w:before="0" w:line="276" w:lineRule="auto"/>
-        <w:jc w:val="left"/>
+        <w:spacing w:before="20" w:after="60" w:line="276" w:lineRule="auto"/>
+        <w:jc w:val="both"/>
       </w:pPr>
       <w:r>
         <w:t xml:space="preserve">5.1. </w:t>
@@ -633,12 +744,12 @@
     </w:p>
     <w:p>
       <w:pPr>
-        <w:spacing w:after="60" w:before="20" w:line="276" w:lineRule="auto"/>
+        <w:spacing w:before="20" w:after="40" w:line="276" w:lineRule="auto"/>
         <w:ind w:left="360"/>
-        <w:jc w:val="left"/>
+        <w:jc w:val="both"/>
       </w:pPr>
       <w:r>
-        <w:t xml:space="preserve">•  Nếu hồ sơ Google Maps bị Google quét đình chỉ do thuật toán AI quét nhầm hoặc do đối thủ cạnh tranh cắm cờ phá hoại: Bên B cam kết </w:t>
+        <w:t xml:space="preserve">Nếu hồ sơ Google Maps bị Google quét đình chỉ do thuật toán AI quét nhầm hoặc do đối thủ cạnh tranh cắm cờ phá hoại: Bên B cam kết </w:t>
       </w:r>
       <w:r>
         <w:rPr>
@@ -652,8 +763,8 @@
     </w:p>
     <w:p>
       <w:pPr>
-        <w:spacing w:after="80" w:before="0" w:line="276" w:lineRule="auto"/>
-        <w:jc w:val="left"/>
+        <w:spacing w:before="20" w:after="60" w:line="276" w:lineRule="auto"/>
+        <w:jc w:val="both"/>
       </w:pPr>
       <w:r>
         <w:t xml:space="preserve">5.2. </w:t>
@@ -667,8 +778,8 @@
     </w:p>
     <w:p>
       <w:pPr>
-        <w:spacing w:after="80" w:before="0" w:line="276" w:lineRule="auto"/>
-        <w:jc w:val="left"/>
+        <w:spacing w:before="20" w:after="60" w:line="276" w:lineRule="auto"/>
+        <w:jc w:val="both"/>
       </w:pPr>
       <w:r>
         <w:t>Bên B được miễn trừ toàn bộ nghĩa vụ bồi thường thiệt hại doanh thu nếu kháng nghị không thành công do các nguyên nhân khách quan sau:</w:t>
@@ -676,8 +787,8 @@
     </w:p>
     <w:p>
       <w:pPr>
-        <w:spacing w:after="80" w:before="0" w:line="276" w:lineRule="auto"/>
-        <w:jc w:val="left"/>
+        <w:spacing w:before="20" w:after="60" w:line="276" w:lineRule="auto"/>
+        <w:jc w:val="both"/>
       </w:pPr>
       <w:r>
         <w:t xml:space="preserve">a) Cơ sở thực tế của Bên A đóng cửa, dỡ bỏ biển hiệu hoặc thay đổi địa chỉ nhưng không thông báo;  </w:t>
@@ -685,8 +796,8 @@
     </w:p>
     <w:p>
       <w:pPr>
-        <w:spacing w:after="80" w:before="0" w:line="276" w:lineRule="auto"/>
-        <w:jc w:val="left"/>
+        <w:spacing w:before="20" w:after="60" w:line="276" w:lineRule="auto"/>
+        <w:jc w:val="both"/>
       </w:pPr>
       <w:r>
         <w:t xml:space="preserve">b) Khách hàng tự ý đổi tên tiệm nhồi nhét từ khóa vi phạm chính sách của Google sau khi đã bàn giao;  </w:t>
@@ -694,8 +805,8 @@
     </w:p>
     <w:p>
       <w:pPr>
-        <w:spacing w:after="80" w:before="0" w:line="276" w:lineRule="auto"/>
-        <w:jc w:val="left"/>
+        <w:spacing w:before="20" w:after="60" w:line="276" w:lineRule="auto"/>
+        <w:jc w:val="both"/>
       </w:pPr>
       <w:r>
         <w:t xml:space="preserve">c) Giấy tờ kinh doanh hoặc địa chỉ của Bên A nằm trong danh sách đen/tranh chấp từ trước của Google;  </w:t>
@@ -703,8 +814,8 @@
     </w:p>
     <w:p>
       <w:pPr>
-        <w:spacing w:after="80" w:before="0" w:line="276" w:lineRule="auto"/>
-        <w:jc w:val="left"/>
+        <w:spacing w:before="20" w:after="60" w:line="276" w:lineRule="auto"/>
+        <w:jc w:val="both"/>
       </w:pPr>
       <w:r>
         <w:t>d) Google thay đổi chính sách siết chặt quét địa bàn diện rộng tại Việt Nam.</w:t>
@@ -712,32 +823,22 @@
     </w:p>
     <w:p>
       <w:pPr>
-        <w:spacing w:after="120" w:before="80"/>
-      </w:pPr>
-      <w:r>
-        <w:rPr>
-          <w:color w:val="CBD5E1"/>
-        </w:rPr>
-        <w:t>―――――――――――――――――――――――――――――――――――――――――――――――――――――――</w:t>
-      </w:r>
-    </w:p>
-    <w:p>
-      <w:pPr>
-        <w:spacing w:before="160" w:after="60"/>
+        <w:spacing w:before="180" w:after="60" w:line="276" w:lineRule="auto"/>
+        <w:jc w:val="left"/>
       </w:pPr>
       <w:r>
         <w:rPr>
           <w:b/>
-          <w:color w:val="0D7647"/>
-          <w:sz w:val="23"/>
+          <w:color w:val="0F172A"/>
+          <w:sz w:val="22"/>
         </w:rPr>
         <w:t>ĐIỀU 6: CHECKLIST BÀN GIAO HỒ SƠ GOOGLE BUSINESS PROFILE</w:t>
       </w:r>
     </w:p>
     <w:p>
       <w:pPr>
-        <w:spacing w:after="80" w:before="0" w:line="276" w:lineRule="auto"/>
-        <w:jc w:val="left"/>
+        <w:spacing w:before="20" w:after="60" w:line="276" w:lineRule="auto"/>
+        <w:jc w:val="both"/>
       </w:pPr>
       <w:r>
         <w:t>Biên bản bàn giao GBP được Các Bên nghiệm thu đầy đủ theo 6 tiêu chí kỹ thuật sau:</w:t>
@@ -758,22 +859,26 @@
         </w:tblBorders>
       </w:tblPr>
       <w:tblGrid>
-        <w:gridCol w:w="3202"/>
-        <w:gridCol w:w="3202"/>
-        <w:gridCol w:w="3202"/>
+        <w:gridCol w:w="3250"/>
+        <w:gridCol w:w="3250"/>
+        <w:gridCol w:w="3250"/>
       </w:tblGrid>
       <w:tr>
+        <w:trPr>
+          <w:cantSplit/>
+        </w:trPr>
         <w:tc>
           <w:tcPr>
-            <w:tcW w:type="dxa" w:w="3202"/>
+            <w:tcW w:type="dxa" w:w="3600"/>
             <w:vAlign w:val="center"/>
+            <w:tcW w:w="3600" w:type="dxa"/>
             <w:tcMar>
-              <w:top w:w="120" w:type="dxa"/>
-              <w:bottom w:w="120" w:type="dxa"/>
-              <w:left w:w="160" w:type="dxa"/>
-              <w:right w:w="160" w:type="dxa"/>
+              <w:top w:w="90" w:type="dxa"/>
+              <w:bottom w:w="90" w:type="dxa"/>
+              <w:left w:w="100" w:type="dxa"/>
+              <w:right w:w="100" w:type="dxa"/>
             </w:tcMar>
-            <w:shd w:fill="EDF7F1"/>
+            <w:shd w:fill="F8FAFC"/>
           </w:tcPr>
           <w:p>
             <w:r/>
@@ -786,7 +891,7 @@
             <w:r>
               <w:rPr>
                 <w:b/>
-                <w:color w:val="0D7647"/>
+                <w:sz w:val="20"/>
               </w:rPr>
               <w:t>STT</w:t>
             </w:r>
@@ -794,15 +899,16 @@
         </w:tc>
         <w:tc>
           <w:tcPr>
-            <w:tcW w:type="dxa" w:w="3202"/>
+            <w:tcW w:type="dxa" w:w="2592"/>
             <w:vAlign w:val="center"/>
+            <w:tcW w:w="2592" w:type="dxa"/>
             <w:tcMar>
-              <w:top w:w="120" w:type="dxa"/>
-              <w:bottom w:w="120" w:type="dxa"/>
-              <w:left w:w="160" w:type="dxa"/>
-              <w:right w:w="160" w:type="dxa"/>
+              <w:top w:w="90" w:type="dxa"/>
+              <w:bottom w:w="90" w:type="dxa"/>
+              <w:left w:w="100" w:type="dxa"/>
+              <w:right w:w="100" w:type="dxa"/>
             </w:tcMar>
-            <w:shd w:fill="EDF7F1"/>
+            <w:shd w:fill="F8FAFC"/>
           </w:tcPr>
           <w:p>
             <w:r/>
@@ -815,7 +921,7 @@
             <w:r>
               <w:rPr>
                 <w:b/>
-                <w:color w:val="0D7647"/>
+                <w:sz w:val="20"/>
               </w:rPr>
               <w:t>Hạng mục Kiểm tra Bàn giao Kỹ thuật</w:t>
             </w:r>
@@ -823,15 +929,16 @@
         </w:tc>
         <w:tc>
           <w:tcPr>
-            <w:tcW w:type="dxa" w:w="3202"/>
+            <w:tcW w:type="dxa" w:w="3557"/>
             <w:vAlign w:val="center"/>
+            <w:tcW w:w="3556" w:type="dxa"/>
             <w:tcMar>
-              <w:top w:w="120" w:type="dxa"/>
-              <w:bottom w:w="120" w:type="dxa"/>
-              <w:left w:w="160" w:type="dxa"/>
-              <w:right w:w="160" w:type="dxa"/>
+              <w:top w:w="90" w:type="dxa"/>
+              <w:bottom w:w="90" w:type="dxa"/>
+              <w:left w:w="100" w:type="dxa"/>
+              <w:right w:w="100" w:type="dxa"/>
             </w:tcMar>
-            <w:shd w:fill="EDF7F1"/>
+            <w:shd w:fill="F8FAFC"/>
           </w:tcPr>
           <w:p>
             <w:r/>
@@ -844,7 +951,7 @@
             <w:r>
               <w:rPr>
                 <w:b/>
-                <w:color w:val="0D7647"/>
+                <w:sz w:val="20"/>
               </w:rPr>
               <w:t>Trạng thái Nghiệm thu</w:t>
             </w:r>
@@ -852,17 +959,21 @@
         </w:tc>
       </w:tr>
       <w:tr>
+        <w:trPr>
+          <w:cantSplit/>
+        </w:trPr>
         <w:tc>
           <w:tcPr>
-            <w:tcW w:type="dxa" w:w="3202"/>
+            <w:tcW w:type="dxa" w:w="3600"/>
             <w:vAlign w:val="center"/>
+            <w:tcW w:w="3600" w:type="dxa"/>
             <w:tcMar>
-              <w:top w:w="120" w:type="dxa"/>
-              <w:bottom w:w="120" w:type="dxa"/>
-              <w:left w:w="160" w:type="dxa"/>
-              <w:right w:w="160" w:type="dxa"/>
+              <w:top w:w="80" w:type="dxa"/>
+              <w:bottom w:w="80" w:type="dxa"/>
+              <w:left w:w="100" w:type="dxa"/>
+              <w:right w:w="100" w:type="dxa"/>
             </w:tcMar>
-            <w:shd w:fill="F8FAFC"/>
+            <w:shd w:fill="FFFFFF"/>
           </w:tcPr>
           <w:p>
             <w:r/>
@@ -879,15 +990,16 @@
         </w:tc>
         <w:tc>
           <w:tcPr>
-            <w:tcW w:type="dxa" w:w="3202"/>
+            <w:tcW w:type="dxa" w:w="2592"/>
             <w:vAlign w:val="center"/>
+            <w:tcW w:w="2592" w:type="dxa"/>
             <w:tcMar>
-              <w:top w:w="120" w:type="dxa"/>
-              <w:bottom w:w="120" w:type="dxa"/>
-              <w:left w:w="160" w:type="dxa"/>
-              <w:right w:w="160" w:type="dxa"/>
+              <w:top w:w="80" w:type="dxa"/>
+              <w:bottom w:w="80" w:type="dxa"/>
+              <w:left w:w="100" w:type="dxa"/>
+              <w:right w:w="100" w:type="dxa"/>
             </w:tcMar>
-            <w:shd w:fill="F8FAFC"/>
+            <w:shd w:fill="FFFFFF"/>
           </w:tcPr>
           <w:p>
             <w:r/>
@@ -904,15 +1016,16 @@
         </w:tc>
         <w:tc>
           <w:tcPr>
-            <w:tcW w:type="dxa" w:w="3202"/>
+            <w:tcW w:type="dxa" w:w="3557"/>
             <w:vAlign w:val="center"/>
+            <w:tcW w:w="3556" w:type="dxa"/>
             <w:tcMar>
-              <w:top w:w="120" w:type="dxa"/>
-              <w:bottom w:w="120" w:type="dxa"/>
-              <w:left w:w="160" w:type="dxa"/>
-              <w:right w:w="160" w:type="dxa"/>
+              <w:top w:w="80" w:type="dxa"/>
+              <w:bottom w:w="80" w:type="dxa"/>
+              <w:left w:w="100" w:type="dxa"/>
+              <w:right w:w="100" w:type="dxa"/>
             </w:tcMar>
-            <w:shd w:fill="F8FAFC"/>
+            <w:shd w:fill="FFFFFF"/>
           </w:tcPr>
           <w:p>
             <w:r/>
@@ -929,17 +1042,21 @@
         </w:tc>
       </w:tr>
       <w:tr>
+        <w:trPr>
+          <w:cantSplit/>
+        </w:trPr>
         <w:tc>
           <w:tcPr>
-            <w:tcW w:type="dxa" w:w="3202"/>
+            <w:tcW w:type="dxa" w:w="3600"/>
             <w:vAlign w:val="center"/>
+            <w:tcW w:w="3600" w:type="dxa"/>
             <w:tcMar>
-              <w:top w:w="120" w:type="dxa"/>
-              <w:bottom w:w="120" w:type="dxa"/>
-              <w:left w:w="160" w:type="dxa"/>
-              <w:right w:w="160" w:type="dxa"/>
+              <w:top w:w="80" w:type="dxa"/>
+              <w:bottom w:w="80" w:type="dxa"/>
+              <w:left w:w="100" w:type="dxa"/>
+              <w:right w:w="100" w:type="dxa"/>
             </w:tcMar>
-            <w:shd w:fill="FFFFFF"/>
+            <w:shd w:fill="FAFAFA"/>
           </w:tcPr>
           <w:p>
             <w:r/>
@@ -956,15 +1073,16 @@
         </w:tc>
         <w:tc>
           <w:tcPr>
-            <w:tcW w:type="dxa" w:w="3202"/>
+            <w:tcW w:type="dxa" w:w="2592"/>
             <w:vAlign w:val="center"/>
+            <w:tcW w:w="2592" w:type="dxa"/>
             <w:tcMar>
-              <w:top w:w="120" w:type="dxa"/>
-              <w:bottom w:w="120" w:type="dxa"/>
-              <w:left w:w="160" w:type="dxa"/>
-              <w:right w:w="160" w:type="dxa"/>
+              <w:top w:w="80" w:type="dxa"/>
+              <w:bottom w:w="80" w:type="dxa"/>
+              <w:left w:w="100" w:type="dxa"/>
+              <w:right w:w="100" w:type="dxa"/>
             </w:tcMar>
-            <w:shd w:fill="FFFFFF"/>
+            <w:shd w:fill="FAFAFA"/>
           </w:tcPr>
           <w:p>
             <w:r/>
@@ -981,15 +1099,16 @@
         </w:tc>
         <w:tc>
           <w:tcPr>
-            <w:tcW w:type="dxa" w:w="3202"/>
+            <w:tcW w:type="dxa" w:w="3557"/>
             <w:vAlign w:val="center"/>
+            <w:tcW w:w="3556" w:type="dxa"/>
             <w:tcMar>
-              <w:top w:w="120" w:type="dxa"/>
-              <w:bottom w:w="120" w:type="dxa"/>
-              <w:left w:w="160" w:type="dxa"/>
-              <w:right w:w="160" w:type="dxa"/>
+              <w:top w:w="80" w:type="dxa"/>
+              <w:bottom w:w="80" w:type="dxa"/>
+              <w:left w:w="100" w:type="dxa"/>
+              <w:right w:w="100" w:type="dxa"/>
             </w:tcMar>
-            <w:shd w:fill="FFFFFF"/>
+            <w:shd w:fill="FAFAFA"/>
           </w:tcPr>
           <w:p>
             <w:r/>
@@ -1006,17 +1125,21 @@
         </w:tc>
       </w:tr>
       <w:tr>
+        <w:trPr>
+          <w:cantSplit/>
+        </w:trPr>
         <w:tc>
           <w:tcPr>
-            <w:tcW w:type="dxa" w:w="3202"/>
+            <w:tcW w:type="dxa" w:w="3600"/>
             <w:vAlign w:val="center"/>
+            <w:tcW w:w="3600" w:type="dxa"/>
             <w:tcMar>
-              <w:top w:w="120" w:type="dxa"/>
-              <w:bottom w:w="120" w:type="dxa"/>
-              <w:left w:w="160" w:type="dxa"/>
-              <w:right w:w="160" w:type="dxa"/>
+              <w:top w:w="80" w:type="dxa"/>
+              <w:bottom w:w="80" w:type="dxa"/>
+              <w:left w:w="100" w:type="dxa"/>
+              <w:right w:w="100" w:type="dxa"/>
             </w:tcMar>
-            <w:shd w:fill="F8FAFC"/>
+            <w:shd w:fill="FFFFFF"/>
           </w:tcPr>
           <w:p>
             <w:r/>
@@ -1033,15 +1156,16 @@
         </w:tc>
         <w:tc>
           <w:tcPr>
-            <w:tcW w:type="dxa" w:w="3202"/>
+            <w:tcW w:type="dxa" w:w="2592"/>
             <w:vAlign w:val="center"/>
+            <w:tcW w:w="2592" w:type="dxa"/>
             <w:tcMar>
-              <w:top w:w="120" w:type="dxa"/>
-              <w:bottom w:w="120" w:type="dxa"/>
-              <w:left w:w="160" w:type="dxa"/>
-              <w:right w:w="160" w:type="dxa"/>
+              <w:top w:w="80" w:type="dxa"/>
+              <w:bottom w:w="80" w:type="dxa"/>
+              <w:left w:w="100" w:type="dxa"/>
+              <w:right w:w="100" w:type="dxa"/>
             </w:tcMar>
-            <w:shd w:fill="F8FAFC"/>
+            <w:shd w:fill="FFFFFF"/>
           </w:tcPr>
           <w:p>
             <w:r/>
@@ -1058,15 +1182,16 @@
         </w:tc>
         <w:tc>
           <w:tcPr>
-            <w:tcW w:type="dxa" w:w="3202"/>
+            <w:tcW w:type="dxa" w:w="3557"/>
             <w:vAlign w:val="center"/>
+            <w:tcW w:w="3556" w:type="dxa"/>
             <w:tcMar>
-              <w:top w:w="120" w:type="dxa"/>
-              <w:bottom w:w="120" w:type="dxa"/>
-              <w:left w:w="160" w:type="dxa"/>
-              <w:right w:w="160" w:type="dxa"/>
+              <w:top w:w="80" w:type="dxa"/>
+              <w:bottom w:w="80" w:type="dxa"/>
+              <w:left w:w="100" w:type="dxa"/>
+              <w:right w:w="100" w:type="dxa"/>
             </w:tcMar>
-            <w:shd w:fill="F8FAFC"/>
+            <w:shd w:fill="FFFFFF"/>
           </w:tcPr>
           <w:p>
             <w:r/>
@@ -1083,17 +1208,21 @@
         </w:tc>
       </w:tr>
       <w:tr>
+        <w:trPr>
+          <w:cantSplit/>
+        </w:trPr>
         <w:tc>
           <w:tcPr>
-            <w:tcW w:type="dxa" w:w="3202"/>
+            <w:tcW w:type="dxa" w:w="3600"/>
             <w:vAlign w:val="center"/>
+            <w:tcW w:w="3600" w:type="dxa"/>
             <w:tcMar>
-              <w:top w:w="120" w:type="dxa"/>
-              <w:bottom w:w="120" w:type="dxa"/>
-              <w:left w:w="160" w:type="dxa"/>
-              <w:right w:w="160" w:type="dxa"/>
+              <w:top w:w="80" w:type="dxa"/>
+              <w:bottom w:w="80" w:type="dxa"/>
+              <w:left w:w="100" w:type="dxa"/>
+              <w:right w:w="100" w:type="dxa"/>
             </w:tcMar>
-            <w:shd w:fill="FFFFFF"/>
+            <w:shd w:fill="FAFAFA"/>
           </w:tcPr>
           <w:p>
             <w:r/>
@@ -1110,15 +1239,16 @@
         </w:tc>
         <w:tc>
           <w:tcPr>
-            <w:tcW w:type="dxa" w:w="3202"/>
+            <w:tcW w:type="dxa" w:w="2592"/>
             <w:vAlign w:val="center"/>
+            <w:tcW w:w="2592" w:type="dxa"/>
             <w:tcMar>
-              <w:top w:w="120" w:type="dxa"/>
-              <w:bottom w:w="120" w:type="dxa"/>
-              <w:left w:w="160" w:type="dxa"/>
-              <w:right w:w="160" w:type="dxa"/>
+              <w:top w:w="80" w:type="dxa"/>
+              <w:bottom w:w="80" w:type="dxa"/>
+              <w:left w:w="100" w:type="dxa"/>
+              <w:right w:w="100" w:type="dxa"/>
             </w:tcMar>
-            <w:shd w:fill="FFFFFF"/>
+            <w:shd w:fill="FAFAFA"/>
           </w:tcPr>
           <w:p>
             <w:r/>
@@ -1135,15 +1265,16 @@
         </w:tc>
         <w:tc>
           <w:tcPr>
-            <w:tcW w:type="dxa" w:w="3202"/>
+            <w:tcW w:type="dxa" w:w="3557"/>
             <w:vAlign w:val="center"/>
+            <w:tcW w:w="3556" w:type="dxa"/>
             <w:tcMar>
-              <w:top w:w="120" w:type="dxa"/>
-              <w:bottom w:w="120" w:type="dxa"/>
-              <w:left w:w="160" w:type="dxa"/>
-              <w:right w:w="160" w:type="dxa"/>
+              <w:top w:w="80" w:type="dxa"/>
+              <w:bottom w:w="80" w:type="dxa"/>
+              <w:left w:w="100" w:type="dxa"/>
+              <w:right w:w="100" w:type="dxa"/>
             </w:tcMar>
-            <w:shd w:fill="FFFFFF"/>
+            <w:shd w:fill="FAFAFA"/>
           </w:tcPr>
           <w:p>
             <w:r/>
@@ -1160,17 +1291,21 @@
         </w:tc>
       </w:tr>
       <w:tr>
+        <w:trPr>
+          <w:cantSplit/>
+        </w:trPr>
         <w:tc>
           <w:tcPr>
-            <w:tcW w:type="dxa" w:w="3202"/>
+            <w:tcW w:type="dxa" w:w="3600"/>
             <w:vAlign w:val="center"/>
+            <w:tcW w:w="3600" w:type="dxa"/>
             <w:tcMar>
-              <w:top w:w="120" w:type="dxa"/>
-              <w:bottom w:w="120" w:type="dxa"/>
-              <w:left w:w="160" w:type="dxa"/>
-              <w:right w:w="160" w:type="dxa"/>
+              <w:top w:w="80" w:type="dxa"/>
+              <w:bottom w:w="80" w:type="dxa"/>
+              <w:left w:w="100" w:type="dxa"/>
+              <w:right w:w="100" w:type="dxa"/>
             </w:tcMar>
-            <w:shd w:fill="F8FAFC"/>
+            <w:shd w:fill="FFFFFF"/>
           </w:tcPr>
           <w:p>
             <w:r/>
@@ -1187,15 +1322,16 @@
         </w:tc>
         <w:tc>
           <w:tcPr>
-            <w:tcW w:type="dxa" w:w="3202"/>
+            <w:tcW w:type="dxa" w:w="2592"/>
             <w:vAlign w:val="center"/>
+            <w:tcW w:w="2592" w:type="dxa"/>
             <w:tcMar>
-              <w:top w:w="120" w:type="dxa"/>
-              <w:bottom w:w="120" w:type="dxa"/>
-              <w:left w:w="160" w:type="dxa"/>
-              <w:right w:w="160" w:type="dxa"/>
+              <w:top w:w="80" w:type="dxa"/>
+              <w:bottom w:w="80" w:type="dxa"/>
+              <w:left w:w="100" w:type="dxa"/>
+              <w:right w:w="100" w:type="dxa"/>
             </w:tcMar>
-            <w:shd w:fill="F8FAFC"/>
+            <w:shd w:fill="FFFFFF"/>
           </w:tcPr>
           <w:p>
             <w:r/>
@@ -1212,15 +1348,16 @@
         </w:tc>
         <w:tc>
           <w:tcPr>
-            <w:tcW w:type="dxa" w:w="3202"/>
+            <w:tcW w:type="dxa" w:w="3557"/>
             <w:vAlign w:val="center"/>
+            <w:tcW w:w="3556" w:type="dxa"/>
             <w:tcMar>
-              <w:top w:w="120" w:type="dxa"/>
-              <w:bottom w:w="120" w:type="dxa"/>
-              <w:left w:w="160" w:type="dxa"/>
-              <w:right w:w="160" w:type="dxa"/>
+              <w:top w:w="80" w:type="dxa"/>
+              <w:bottom w:w="80" w:type="dxa"/>
+              <w:left w:w="100" w:type="dxa"/>
+              <w:right w:w="100" w:type="dxa"/>
             </w:tcMar>
-            <w:shd w:fill="F8FAFC"/>
+            <w:shd w:fill="FFFFFF"/>
           </w:tcPr>
           <w:p>
             <w:r/>
@@ -1237,17 +1374,21 @@
         </w:tc>
       </w:tr>
       <w:tr>
+        <w:trPr>
+          <w:cantSplit/>
+        </w:trPr>
         <w:tc>
           <w:tcPr>
-            <w:tcW w:type="dxa" w:w="3202"/>
+            <w:tcW w:type="dxa" w:w="3600"/>
             <w:vAlign w:val="center"/>
+            <w:tcW w:w="3600" w:type="dxa"/>
             <w:tcMar>
-              <w:top w:w="120" w:type="dxa"/>
-              <w:bottom w:w="120" w:type="dxa"/>
-              <w:left w:w="160" w:type="dxa"/>
-              <w:right w:w="160" w:type="dxa"/>
+              <w:top w:w="80" w:type="dxa"/>
+              <w:bottom w:w="80" w:type="dxa"/>
+              <w:left w:w="100" w:type="dxa"/>
+              <w:right w:w="100" w:type="dxa"/>
             </w:tcMar>
-            <w:shd w:fill="FFFFFF"/>
+            <w:shd w:fill="FAFAFA"/>
           </w:tcPr>
           <w:p>
             <w:r/>
@@ -1264,15 +1405,16 @@
         </w:tc>
         <w:tc>
           <w:tcPr>
-            <w:tcW w:type="dxa" w:w="3202"/>
+            <w:tcW w:type="dxa" w:w="2592"/>
             <w:vAlign w:val="center"/>
+            <w:tcW w:w="2592" w:type="dxa"/>
             <w:tcMar>
-              <w:top w:w="120" w:type="dxa"/>
-              <w:bottom w:w="120" w:type="dxa"/>
-              <w:left w:w="160" w:type="dxa"/>
-              <w:right w:w="160" w:type="dxa"/>
+              <w:top w:w="80" w:type="dxa"/>
+              <w:bottom w:w="80" w:type="dxa"/>
+              <w:left w:w="100" w:type="dxa"/>
+              <w:right w:w="100" w:type="dxa"/>
             </w:tcMar>
-            <w:shd w:fill="FFFFFF"/>
+            <w:shd w:fill="FAFAFA"/>
           </w:tcPr>
           <w:p>
             <w:r/>
@@ -1289,15 +1431,16 @@
         </w:tc>
         <w:tc>
           <w:tcPr>
-            <w:tcW w:type="dxa" w:w="3202"/>
+            <w:tcW w:type="dxa" w:w="3557"/>
             <w:vAlign w:val="center"/>
+            <w:tcW w:w="3556" w:type="dxa"/>
             <w:tcMar>
-              <w:top w:w="120" w:type="dxa"/>
-              <w:bottom w:w="120" w:type="dxa"/>
-              <w:left w:w="160" w:type="dxa"/>
-              <w:right w:w="160" w:type="dxa"/>
+              <w:top w:w="80" w:type="dxa"/>
+              <w:bottom w:w="80" w:type="dxa"/>
+              <w:left w:w="100" w:type="dxa"/>
+              <w:right w:w="100" w:type="dxa"/>
             </w:tcMar>
-            <w:shd w:fill="FFFFFF"/>
+            <w:shd w:fill="FAFAFA"/>
           </w:tcPr>
           <w:p>
             <w:r/>
@@ -1321,81 +1464,407 @@
     </w:p>
     <w:p>
       <w:pPr>
-        <w:spacing w:after="120" w:before="80"/>
-      </w:pPr>
-      <w:r>
-        <w:rPr>
-          <w:color w:val="CBD5E1"/>
-        </w:rPr>
-        <w:t>―――――――――――――――――――――――――――――――――――――――――――――――――――――――</w:t>
-      </w:r>
-    </w:p>
-    <w:p>
-      <w:pPr>
-        <w:spacing w:before="160" w:after="60"/>
+        <w:spacing w:before="180" w:after="60" w:line="276" w:lineRule="auto"/>
+        <w:jc w:val="left"/>
       </w:pPr>
       <w:r>
         <w:rPr>
           <w:b/>
-          <w:color w:val="0D7647"/>
-          <w:sz w:val="23"/>
+          <w:color w:val="0F172A"/>
+          <w:sz w:val="22"/>
         </w:rPr>
         <w:t>ĐẠI DIỆN CÁC BÊN KÝ TÊN</w:t>
       </w:r>
     </w:p>
     <w:p>
       <w:pPr>
-        <w:spacing w:after="80" w:before="0" w:line="276" w:lineRule="auto"/>
-        <w:jc w:val="left"/>
+        <w:spacing w:before="20" w:after="60" w:line="276" w:lineRule="auto"/>
+        <w:jc w:val="both"/>
       </w:pPr>
       <w:r>
         <w:rPr>
-          <w:rFonts w:ascii="Consolas" w:hAnsi="Consolas"/>
-          <w:color w:val="B42828"/>
-          <w:sz w:val="20"/>
+          <w:i/>
         </w:rPr>
-      </w:r>
-      <w:r>
-        <w:t>`</w:t>
+        <w:t>(Ký, ghi rõ họ tên và đóng dấu)</w:t>
       </w:r>
     </w:p>
+    <w:tbl>
+      <w:tblPr>
+        <w:tblW w:type="auto" w:w="0"/>
+        <w:jc w:val="center"/>
+        <w:tblLook w:firstColumn="1" w:firstRow="1" w:lastColumn="0" w:lastRow="0" w:noHBand="0" w:noVBand="1" w:val="04A0"/>
+        <w:tblBorders>
+          <w:top w:val="single" w:sz="4" w:space="0" w:color="CBD5E1"/>
+          <w:bottom w:val="single" w:sz="4" w:space="0" w:color="CBD5E1"/>
+          <w:left w:val="none"/>
+          <w:right w:val="none"/>
+          <w:insideH w:val="single" w:sz="4" w:space="0" w:color="CBD5E1"/>
+          <w:insideV w:val="none"/>
+        </w:tblBorders>
+      </w:tblPr>
+      <w:tblGrid>
+        <w:gridCol w:w="4874"/>
+        <w:gridCol w:w="4874"/>
+      </w:tblGrid>
+      <w:tr>
+        <w:trPr>
+          <w:cantSplit/>
+        </w:trPr>
+        <w:tc>
+          <w:tcPr>
+            <w:tcW w:type="dxa" w:w="4867"/>
+            <w:vAlign w:val="center"/>
+            <w:tcW w:w="4867" w:type="dxa"/>
+            <w:tcMar>
+              <w:top w:w="90" w:type="dxa"/>
+              <w:bottom w:w="90" w:type="dxa"/>
+              <w:left w:w="100" w:type="dxa"/>
+              <w:right w:w="100" w:type="dxa"/>
+            </w:tcMar>
+            <w:shd w:fill="F8FAFC"/>
+          </w:tcPr>
+          <w:p>
+            <w:r/>
+          </w:p>
+          <w:p>
+            <w:pPr>
+              <w:spacing w:before="0" w:after="40" w:line="276" w:lineRule="auto"/>
+              <w:jc w:val="center"/>
+            </w:pPr>
+            <w:r>
+              <w:rPr>
+                <w:b/>
+                <w:sz w:val="20"/>
+              </w:rPr>
+              <w:t>ĐẠI DIỆN BÊN A (KHÁCH HÀNG)</w:t>
+            </w:r>
+          </w:p>
+        </w:tc>
+        <w:tc>
+          <w:tcPr>
+            <w:tcW w:type="dxa" w:w="4882"/>
+            <w:vAlign w:val="center"/>
+            <w:tcW w:w="4881" w:type="dxa"/>
+            <w:tcMar>
+              <w:top w:w="90" w:type="dxa"/>
+              <w:bottom w:w="90" w:type="dxa"/>
+              <w:left w:w="100" w:type="dxa"/>
+              <w:right w:w="100" w:type="dxa"/>
+            </w:tcMar>
+            <w:shd w:fill="F8FAFC"/>
+          </w:tcPr>
+          <w:p>
+            <w:r/>
+          </w:p>
+          <w:p>
+            <w:pPr>
+              <w:spacing w:before="0" w:after="40" w:line="276" w:lineRule="auto"/>
+              <w:jc w:val="center"/>
+            </w:pPr>
+            <w:r>
+              <w:rPr>
+                <w:b/>
+                <w:sz w:val="20"/>
+              </w:rPr>
+              <w:t>ĐẠI DIỆN BÊN B (LOCALMATE)</w:t>
+            </w:r>
+          </w:p>
+        </w:tc>
+      </w:tr>
+      <w:tr>
+        <w:trPr>
+          <w:cantSplit/>
+        </w:trPr>
+        <w:tc>
+          <w:tcPr>
+            <w:tcW w:type="dxa" w:w="4867"/>
+            <w:vAlign w:val="center"/>
+            <w:tcW w:w="4867" w:type="dxa"/>
+            <w:tcMar>
+              <w:top w:w="80" w:type="dxa"/>
+              <w:bottom w:w="80" w:type="dxa"/>
+              <w:left w:w="100" w:type="dxa"/>
+              <w:right w:w="100" w:type="dxa"/>
+            </w:tcMar>
+            <w:shd w:fill="FFFFFF"/>
+          </w:tcPr>
+          <w:p>
+            <w:r/>
+          </w:p>
+          <w:p>
+            <w:pPr>
+              <w:spacing w:before="0" w:after="40" w:line="276" w:lineRule="auto"/>
+              <w:jc w:val="left"/>
+            </w:pPr>
+            <w:r>
+              <w:rPr>
+                <w:b/>
+              </w:rPr>
+              <w:t>[TÊN_DOANH_NGHIỆP_KHÁCH_HÀNG]</w:t>
+            </w:r>
+          </w:p>
+        </w:tc>
+        <w:tc>
+          <w:tcPr>
+            <w:tcW w:type="dxa" w:w="4882"/>
+            <w:vAlign w:val="center"/>
+            <w:tcW w:w="4881" w:type="dxa"/>
+            <w:tcMar>
+              <w:top w:w="80" w:type="dxa"/>
+              <w:bottom w:w="80" w:type="dxa"/>
+              <w:left w:w="100" w:type="dxa"/>
+              <w:right w:w="100" w:type="dxa"/>
+            </w:tcMar>
+            <w:shd w:fill="FFFFFF"/>
+          </w:tcPr>
+          <w:p>
+            <w:r/>
+          </w:p>
+          <w:p>
+            <w:pPr>
+              <w:spacing w:before="0" w:after="40" w:line="276" w:lineRule="auto"/>
+              <w:jc w:val="left"/>
+            </w:pPr>
+            <w:r>
+              <w:rPr>
+                <w:b/>
+              </w:rPr>
+              <w:t>[LOCALMATE_LEGAL_NAME]</w:t>
+            </w:r>
+          </w:p>
+        </w:tc>
+      </w:tr>
+      <w:tr>
+        <w:trPr>
+          <w:cantSplit/>
+        </w:trPr>
+        <w:tc>
+          <w:tcPr>
+            <w:tcW w:type="dxa" w:w="4867"/>
+            <w:vAlign w:val="center"/>
+            <w:tcW w:w="4867" w:type="dxa"/>
+            <w:tcMar>
+              <w:top w:w="80" w:type="dxa"/>
+              <w:bottom w:w="80" w:type="dxa"/>
+              <w:left w:w="100" w:type="dxa"/>
+              <w:right w:w="100" w:type="dxa"/>
+            </w:tcMar>
+            <w:shd w:fill="FAFAFA"/>
+          </w:tcPr>
+          <w:p>
+            <w:r/>
+          </w:p>
+          <w:p>
+            <w:pPr>
+              <w:spacing w:before="0" w:after="40" w:line="276" w:lineRule="auto"/>
+              <w:jc w:val="left"/>
+            </w:pPr>
+            <w:r>
+              <w:rPr>
+                <w:i/>
+              </w:rPr>
+              <w:t>(Ký tên, đóng dấu hoặc Ký số điện tử)</w:t>
+            </w:r>
+          </w:p>
+        </w:tc>
+        <w:tc>
+          <w:tcPr>
+            <w:tcW w:type="dxa" w:w="4882"/>
+            <w:vAlign w:val="center"/>
+            <w:tcW w:w="4881" w:type="dxa"/>
+            <w:tcMar>
+              <w:top w:w="80" w:type="dxa"/>
+              <w:bottom w:w="80" w:type="dxa"/>
+              <w:left w:w="100" w:type="dxa"/>
+              <w:right w:w="100" w:type="dxa"/>
+            </w:tcMar>
+            <w:shd w:fill="FAFAFA"/>
+          </w:tcPr>
+          <w:p>
+            <w:r/>
+          </w:p>
+          <w:p>
+            <w:pPr>
+              <w:spacing w:before="0" w:after="40" w:line="276" w:lineRule="auto"/>
+              <w:jc w:val="left"/>
+            </w:pPr>
+            <w:r>
+              <w:rPr>
+                <w:i/>
+              </w:rPr>
+              <w:t>(Ký tên, đóng dấu hoặc Ký số điện tử)</w:t>
+            </w:r>
+          </w:p>
+        </w:tc>
+      </w:tr>
+      <w:tr>
+        <w:trPr>
+          <w:cantSplit/>
+        </w:trPr>
+        <w:tc>
+          <w:tcPr>
+            <w:tcW w:type="dxa" w:w="4867"/>
+            <w:vAlign w:val="center"/>
+            <w:tcW w:w="4867" w:type="dxa"/>
+            <w:tcMar>
+              <w:top w:w="80" w:type="dxa"/>
+              <w:bottom w:w="80" w:type="dxa"/>
+              <w:left w:w="100" w:type="dxa"/>
+              <w:right w:w="100" w:type="dxa"/>
+            </w:tcMar>
+            <w:shd w:fill="FFFFFF"/>
+          </w:tcPr>
+          <w:p>
+            <w:r/>
+          </w:p>
+        </w:tc>
+        <w:tc>
+          <w:tcPr>
+            <w:tcW w:type="dxa" w:w="4882"/>
+            <w:vAlign w:val="center"/>
+            <w:tcW w:w="4881" w:type="dxa"/>
+            <w:tcMar>
+              <w:top w:w="80" w:type="dxa"/>
+              <w:bottom w:w="80" w:type="dxa"/>
+              <w:left w:w="100" w:type="dxa"/>
+              <w:right w:w="100" w:type="dxa"/>
+            </w:tcMar>
+            <w:shd w:fill="FFFFFF"/>
+          </w:tcPr>
+          <w:p>
+            <w:r/>
+          </w:p>
+        </w:tc>
+      </w:tr>
+      <w:tr>
+        <w:trPr>
+          <w:cantSplit/>
+        </w:trPr>
+        <w:tc>
+          <w:tcPr>
+            <w:tcW w:type="dxa" w:w="4867"/>
+            <w:vAlign w:val="center"/>
+            <w:tcW w:w="4867" w:type="dxa"/>
+            <w:tcMar>
+              <w:top w:w="80" w:type="dxa"/>
+              <w:bottom w:w="80" w:type="dxa"/>
+              <w:left w:w="100" w:type="dxa"/>
+              <w:right w:w="100" w:type="dxa"/>
+            </w:tcMar>
+            <w:shd w:fill="FAFAFA"/>
+          </w:tcPr>
+          <w:p>
+            <w:r/>
+          </w:p>
+          <w:p>
+            <w:pPr>
+              <w:spacing w:before="0" w:after="40" w:line="276" w:lineRule="auto"/>
+              <w:jc w:val="left"/>
+            </w:pPr>
+            <w:r>
+              <w:rPr>
+                <w:b/>
+              </w:rPr>
+              <w:t>[ĐẠI_DIỆN_KHÁCH_HÀNG]</w:t>
+            </w:r>
+          </w:p>
+        </w:tc>
+        <w:tc>
+          <w:tcPr>
+            <w:tcW w:type="dxa" w:w="4882"/>
+            <w:vAlign w:val="center"/>
+            <w:tcW w:w="4881" w:type="dxa"/>
+            <w:tcMar>
+              <w:top w:w="80" w:type="dxa"/>
+              <w:bottom w:w="80" w:type="dxa"/>
+              <w:left w:w="100" w:type="dxa"/>
+              <w:right w:w="100" w:type="dxa"/>
+            </w:tcMar>
+            <w:shd w:fill="FAFAFA"/>
+          </w:tcPr>
+          <w:p>
+            <w:r/>
+          </w:p>
+          <w:p>
+            <w:pPr>
+              <w:spacing w:before="0" w:after="40" w:line="276" w:lineRule="auto"/>
+              <w:jc w:val="left"/>
+            </w:pPr>
+            <w:r>
+              <w:rPr>
+                <w:b/>
+              </w:rPr>
+              <w:t>[REPRESENTATIVE]</w:t>
+            </w:r>
+          </w:p>
+        </w:tc>
+      </w:tr>
+      <w:tr>
+        <w:trPr>
+          <w:cantSplit/>
+        </w:trPr>
+        <w:tc>
+          <w:tcPr>
+            <w:tcW w:type="dxa" w:w="4867"/>
+            <w:vAlign w:val="center"/>
+            <w:tcW w:w="4867" w:type="dxa"/>
+            <w:tcMar>
+              <w:top w:w="80" w:type="dxa"/>
+              <w:bottom w:w="80" w:type="dxa"/>
+              <w:left w:w="100" w:type="dxa"/>
+              <w:right w:w="100" w:type="dxa"/>
+            </w:tcMar>
+            <w:shd w:fill="FFFFFF"/>
+          </w:tcPr>
+          <w:p>
+            <w:r/>
+          </w:p>
+          <w:p>
+            <w:pPr>
+              <w:spacing w:before="0" w:after="40" w:line="276" w:lineRule="auto"/>
+              <w:jc w:val="left"/>
+            </w:pPr>
+            <w:r>
+              <w:t>Chức vụ: [CHỨC_VỤ_KHÁCH_HÀNG]</w:t>
+            </w:r>
+          </w:p>
+        </w:tc>
+        <w:tc>
+          <w:tcPr>
+            <w:tcW w:type="dxa" w:w="4882"/>
+            <w:vAlign w:val="center"/>
+            <w:tcW w:w="4881" w:type="dxa"/>
+            <w:tcMar>
+              <w:top w:w="80" w:type="dxa"/>
+              <w:bottom w:w="80" w:type="dxa"/>
+              <w:left w:w="100" w:type="dxa"/>
+              <w:right w:w="100" w:type="dxa"/>
+            </w:tcMar>
+            <w:shd w:fill="FFFFFF"/>
+          </w:tcPr>
+          <w:p>
+            <w:r/>
+          </w:p>
+          <w:p>
+            <w:pPr>
+              <w:spacing w:before="0" w:after="40" w:line="276" w:lineRule="auto"/>
+              <w:jc w:val="left"/>
+            </w:pPr>
+            <w:r>
+              <w:t>Chức vụ: [TITLE]</w:t>
+            </w:r>
+          </w:p>
+        </w:tc>
+      </w:tr>
+    </w:tbl>
     <w:p>
       <w:pPr>
-        <w:spacing w:after="80" w:before="0" w:line="276" w:lineRule="auto"/>
-        <w:jc w:val="left"/>
+        <w:spacing w:before="0" w:after="80"/>
       </w:pPr>
-      <w:r>
-        <w:t xml:space="preserve">             ĐẠI DIỆN BÊN A                                   ĐẠI DIỆN BÊN B</w:t>
-      </w:r>
-    </w:p>
-    <w:p>
-      <w:pPr>
-        <w:spacing w:after="80" w:before="0" w:line="276" w:lineRule="auto"/>
-        <w:jc w:val="left"/>
-      </w:pPr>
-      <w:r>
-        <w:t xml:space="preserve">  (Ký tên, đóng dấu hoặc Ký số điện tử)             (Ký tên, đóng dấu hoặc Ký số điện tử)</w:t>
-      </w:r>
-    </w:p>
-    <w:p>
-      <w:pPr>
-        <w:spacing w:after="80" w:before="0" w:line="276" w:lineRule="auto"/>
-        <w:jc w:val="left"/>
-      </w:pPr>
-      <w:r>
-        <w:rPr>
-          <w:rFonts w:ascii="Consolas" w:hAnsi="Consolas"/>
-          <w:color w:val="B42828"/>
-          <w:sz w:val="20"/>
-        </w:rPr>
-      </w:r>
-      <w:r>
-        <w:t>`</w:t>
-      </w:r>
     </w:p>
     <w:sectPr>
       <w:pgSz w:w="11909" w:h="16834"/>
-      <w:pgMar w:top="1152" w:right="1152" w:bottom="1152" w:left="1152" w:header="720" w:footer="720" w:gutter="0"/>
+      <w:pgMar w:top="1138" w:right="936" w:bottom="1138" w:left="1224" w:header="720" w:footer="720" w:gutter="0"/>
       <w:cols w:space="720"/>
       <w:docGrid w:linePitch="360"/>
     </w:sectPr>
@@ -1768,7 +2237,7 @@
     <w:rsid w:val="00FC693F"/>
     <w:rPr>
       <w:rFonts w:ascii="Times New Roman" w:hAnsi="Times New Roman"/>
-      <w:color w:val="1E293B"/>
+      <w:color w:val="0F172A"/>
       <w:sz w:val="22"/>
     </w:rPr>
   </w:style>
